--- a/backend/data/audit_report_templates/report_body/3. 模板C-否定意见审计报告模板（其他公众利益实体）-简版.docx
+++ b/backend/data/audit_report_templates/report_body/3. 模板C-否定意见审计报告模板（其他公众利益实体）-简版.docx
@@ -91,6 +91,7 @@
           <w:numId w:val="0"/>
         </w:numPr>
         <w:spacing w:line="360" w:lineRule="auto"/>
+        <w:ind w:firstLine="420"/>
         <w:jc w:val="center"/>
         <w:outlineLvl w:val="0"/>
         <w:rPr>
@@ -103,10 +104,10 @@
       </w:pPr>
       <w:r>
         <w:rPr>
-          <w:rFonts w:hint="eastAsia" w:ascii="黑体;SimHei" w:hAnsi="黑体;SimHei" w:eastAsia="黑体;SimHei" w:cs="Arial Narrow"/>
+          <w:rFonts w:hint="eastAsia" w:ascii="Times New Roman" w:hAnsi="Times New Roman" w:eastAsia="仿宋_GB2312" w:cs="Arial Narrow"/>
           <w:b/>
           <w:color w:val="auto"/>
-          <w:sz w:val="48"/>
+          <w:sz w:val="24"/>
           <w:szCs w:val="48"/>
           <w:lang w:eastAsia="zh-CN"/>
         </w:rPr>
@@ -120,6 +121,7 @@
           <w:numId w:val="0"/>
         </w:numPr>
         <w:spacing w:line="360" w:lineRule="auto"/>
+        <w:ind w:firstLine="420"/>
         <w:jc w:val="center"/>
         <w:outlineLvl w:val="0"/>
         <w:rPr>
@@ -133,10 +135,10 @@
       </w:pPr>
       <w:r>
         <w:rPr>
-          <w:rFonts w:hint="eastAsia" w:ascii="黑体;SimHei" w:hAnsi="黑体;SimHei" w:eastAsia="黑体;SimHei" w:cs="Arial Narrow"/>
+          <w:rFonts w:hint="eastAsia" w:ascii="Times New Roman" w:hAnsi="Times New Roman" w:eastAsia="仿宋_GB2312" w:cs="Arial Narrow"/>
           <w:b/>
           <w:color w:val="auto"/>
-          <w:sz w:val="48"/>
+          <w:sz w:val="24"/>
           <w:szCs w:val="48"/>
           <w:lang w:eastAsia="zh-CN"/>
         </w:rPr>
@@ -1284,6 +1286,7 @@
     <w:p>
       <w:pPr>
         <w:spacing w:line="340" w:lineRule="atLeast"/>
+        <w:ind w:firstLine="420"/>
         <w:jc w:val="right"/>
         <w:rPr>
           <w:rFonts w:ascii="Arial Narrow" w:hAnsi="Arial Narrow" w:eastAsia="仿宋_GB2312" w:cs="Arial Narrow"/>
@@ -1294,7 +1297,7 @@
       </w:pPr>
       <w:r>
         <w:rPr>
-          <w:rFonts w:hint="eastAsia" w:ascii="Arial Narrow" w:hAnsi="Arial Narrow" w:eastAsia="仿宋_GB2312" w:cs="Arial Narrow"/>
+          <w:rFonts w:hint="eastAsia" w:ascii="Times New Roman" w:hAnsi="Times New Roman" w:eastAsia="仿宋_GB2312" w:cs="Arial Narrow"/>
           <w:spacing w:val="4"/>
           <w:sz w:val="24"/>
           <w:lang w:eastAsia="zh-CN"/>
@@ -1322,6 +1325,7 @@
           <w:numId w:val="0"/>
         </w:numPr>
         <w:spacing w:before="120" w:after="0" w:line="300" w:lineRule="auto"/>
+        <w:ind w:firstLine="420"/>
         <w:outlineLvl w:val="0"/>
         <w:rPr>
           <w:rFonts w:ascii="Arial Narrow" w:hAnsi="Arial Narrow" w:eastAsia="仿宋_GB2312" w:cs="Arial Narrow"/>
@@ -1334,7 +1338,7 @@
       </w:pPr>
       <w:r>
         <w:rPr>
-          <w:rFonts w:ascii="Arial Narrow" w:hAnsi="Arial Narrow" w:eastAsia="仿宋_GB2312" w:cs="Arial Narrow"/>
+          <w:rFonts w:ascii="Times New Roman" w:hAnsi="Times New Roman" w:eastAsia="仿宋_GB2312" w:cs="Arial Narrow"/>
           <w:b/>
           <w:color w:val="auto"/>
           <w:spacing w:val="4"/>
@@ -1399,7 +1403,7 @@
     <w:p>
       <w:pPr>
         <w:spacing w:before="120" w:after="0" w:line="300" w:lineRule="auto"/>
-        <w:ind w:left="0" w:leftChars="0" w:right="0" w:rightChars="0" w:firstLineChars="200"/>
+        <w:ind w:left="0" w:leftChars="0" w:right="0" w:rightChars="0" w:firstLineChars="200" w:firstLine="420"/>
         <w:jc w:val="both"/>
         <w:rPr>
           <w:rFonts w:ascii="Arial Narrow" w:hAnsi="Arial Narrow" w:eastAsia="仿宋_GB2312" w:cs="Arial Narrow"/>
@@ -1410,7 +1414,7 @@
       </w:pPr>
       <w:r>
         <w:rPr>
-          <w:rFonts w:hint="eastAsia" w:ascii="Arial Narrow" w:hAnsi="Arial Narrow" w:eastAsia="仿宋_GB2312" w:cs="Arial Narrow"/>
+          <w:rFonts w:hint="eastAsia" w:ascii="Times New Roman" w:hAnsi="Times New Roman" w:eastAsia="仿宋_GB2312" w:cs="Arial Narrow"/>
           <w:sz w:val="24"/>
           <w:szCs w:val="24"/>
           <w:lang w:eastAsia="zh-CN"/>
@@ -1421,7 +1425,7 @@
     <w:p>
       <w:pPr>
         <w:spacing w:before="120" w:after="0" w:line="300" w:lineRule="auto"/>
-        <w:ind w:left="0" w:leftChars="0" w:right="0" w:rightChars="0" w:firstLineChars="200"/>
+        <w:ind w:left="0" w:leftChars="0" w:right="0" w:rightChars="0" w:firstLineChars="200" w:firstLine="420"/>
         <w:jc w:val="both"/>
         <w:rPr>
           <w:rFonts w:ascii="Arial Narrow" w:hAnsi="Arial Narrow" w:eastAsia="仿宋_GB2312" w:cs="Arial Narrow"/>
@@ -1432,7 +1436,7 @@
       </w:pPr>
       <w:r>
         <w:rPr>
-          <w:rFonts w:hint="eastAsia" w:ascii="Arial Narrow" w:hAnsi="Arial Narrow" w:eastAsia="仿宋_GB2312" w:cs="Arial Narrow"/>
+          <w:rFonts w:hint="eastAsia" w:ascii="Times New Roman" w:hAnsi="Times New Roman" w:eastAsia="仿宋_GB2312" w:cs="Arial Narrow"/>
           <w:sz w:val="24"/>
           <w:szCs w:val="24"/>
           <w:lang w:eastAsia="zh-CN"/>
@@ -1443,7 +1447,7 @@
       <w:bookmarkEnd w:id="0"/>
       <w:r>
         <w:rPr>
-          <w:rFonts w:hint="eastAsia" w:ascii="Arial Narrow" w:hAnsi="Arial Narrow" w:eastAsia="仿宋_GB2312" w:cs="Arial Narrow"/>
+          <w:rFonts w:hint="eastAsia" w:ascii="Times New Roman" w:hAnsi="Times New Roman" w:eastAsia="仿宋_GB2312" w:cs="Arial Narrow"/>
           <w:sz w:val="24"/>
           <w:szCs w:val="24"/>
           <w:lang w:eastAsia="zh-CN"/>
@@ -1660,7 +1664,7 @@
       <w:pPr>
         <w:snapToGrid w:val="0"/>
         <w:spacing w:line="300" w:lineRule="auto"/>
-        <w:ind w:left="0" w:leftChars="0" w:right="0" w:rightChars="0" w:firstLineChars="200"/>
+        <w:ind w:left="0" w:leftChars="0" w:right="0" w:rightChars="0" w:firstLineChars="200" w:firstLine="420"/>
         <w:jc w:val="both"/>
         <w:rPr>
           <w:rFonts w:ascii="仿宋_GB2312" w:hAnsi="仿宋_GB2312" w:eastAsia="仿宋_GB2312"/>
@@ -1686,7 +1690,7 @@
     <w:p>
       <w:pPr>
         <w:spacing w:before="120" w:after="0" w:line="300" w:lineRule="auto"/>
-        <w:ind w:left="0" w:leftChars="0" w:right="0" w:rightChars="0" w:firstLineChars="200"/>
+        <w:ind w:left="0" w:leftChars="0" w:right="0" w:rightChars="0" w:firstLineChars="200" w:firstLine="420"/>
         <w:jc w:val="both"/>
         <w:rPr>
           <w:rFonts w:ascii="Arial Narrow" w:hAnsi="Arial Narrow" w:eastAsia="仿宋_GB2312" w:cs="宋体;SimSun"/>
@@ -1698,7 +1702,7 @@
       </w:pPr>
       <w:r>
         <w:rPr>
-          <w:rFonts w:hint="eastAsia" w:ascii="Arial Narrow" w:hAnsi="Arial Narrow" w:eastAsia="仿宋_GB2312" w:cs="宋体;SimSun"/>
+          <w:rFonts w:hint="eastAsia" w:ascii="Times New Roman" w:hAnsi="Times New Roman" w:eastAsia="仿宋_GB2312" w:cs="宋体;SimSun"/>
           <w:spacing w:val="4"/>
           <w:sz w:val="24"/>
           <w:szCs w:val="24"/>
@@ -1741,7 +1745,7 @@
     <w:p>
       <w:pPr>
         <w:spacing w:before="120" w:after="0" w:line="300" w:lineRule="auto"/>
-        <w:ind w:left="0" w:leftChars="0" w:right="0" w:rightChars="0" w:firstLineChars="200"/>
+        <w:ind w:left="0" w:leftChars="0" w:right="0" w:rightChars="0" w:firstLineChars="200" w:firstLine="420"/>
         <w:jc w:val="both"/>
         <w:rPr>
           <w:rFonts w:ascii="Arial Narrow" w:hAnsi="Arial Narrow" w:eastAsia="仿宋_GB2312" w:cs="Arial Narrow"/>
@@ -1753,7 +1757,7 @@
       </w:pPr>
       <w:r>
         <w:rPr>
-          <w:rFonts w:ascii="Arial Narrow" w:hAnsi="Arial Narrow" w:eastAsia="仿宋_GB2312" w:cs="Arial Narrow"/>
+          <w:rFonts w:ascii="Times New Roman" w:hAnsi="Times New Roman" w:eastAsia="仿宋_GB2312" w:cs="Arial Narrow"/>
           <w:color w:val="FF0000"/>
           <w:spacing w:val="4"/>
           <w:sz w:val="24"/>
@@ -1766,7 +1770,7 @@
     <w:p>
       <w:pPr>
         <w:spacing w:before="120" w:after="0" w:line="300" w:lineRule="auto"/>
-        <w:ind w:left="0" w:leftChars="0" w:right="0" w:rightChars="0" w:firstLineChars="200"/>
+        <w:ind w:left="0" w:leftChars="0" w:right="0" w:rightChars="0" w:firstLineChars="200" w:firstLine="420"/>
         <w:jc w:val="both"/>
         <w:rPr>
           <w:rFonts w:ascii="Arial Narrow" w:hAnsi="Arial Narrow" w:eastAsia="仿宋_GB2312" w:cs="Arial Narrow"/>
@@ -1778,7 +1782,7 @@
       </w:pPr>
       <w:r>
         <w:rPr>
-          <w:rFonts w:hint="eastAsia" w:ascii="Arial Narrow" w:hAnsi="Arial Narrow" w:eastAsia="仿宋_GB2312" w:cs="Arial Narrow"/>
+          <w:rFonts w:hint="eastAsia" w:ascii="Times New Roman" w:hAnsi="Times New Roman" w:eastAsia="仿宋_GB2312" w:cs="Arial Narrow"/>
           <w:spacing w:val="4"/>
           <w:sz w:val="24"/>
           <w:szCs w:val="24"/>
@@ -1790,7 +1794,7 @@
     <w:p>
       <w:pPr>
         <w:spacing w:before="120" w:after="0" w:line="300" w:lineRule="auto"/>
-        <w:ind w:left="0" w:leftChars="0" w:right="0" w:rightChars="0" w:firstLineChars="200"/>
+        <w:ind w:left="0" w:leftChars="0" w:right="0" w:rightChars="0" w:firstLineChars="200" w:firstLine="420"/>
         <w:jc w:val="both"/>
         <w:rPr>
           <w:rFonts w:ascii="Arial Narrow" w:hAnsi="Arial Narrow" w:eastAsia="仿宋_GB2312" w:cs="Arial Narrow"/>
@@ -1802,7 +1806,7 @@
       </w:pPr>
       <w:r>
         <w:rPr>
-          <w:rFonts w:hint="eastAsia" w:ascii="Arial Narrow" w:hAnsi="Arial Narrow" w:eastAsia="仿宋_GB2312" w:cs="Arial Narrow"/>
+          <w:rFonts w:hint="eastAsia" w:ascii="Times New Roman" w:hAnsi="Times New Roman" w:eastAsia="仿宋_GB2312" w:cs="Arial Narrow"/>
           <w:spacing w:val="4"/>
           <w:sz w:val="24"/>
           <w:szCs w:val="24"/>
@@ -1845,7 +1849,7 @@
     <w:p>
       <w:pPr>
         <w:spacing w:before="120" w:after="0" w:line="300" w:lineRule="auto"/>
-        <w:ind w:left="0" w:leftChars="0" w:right="0" w:rightChars="0" w:firstLineChars="200"/>
+        <w:ind w:left="0" w:leftChars="0" w:right="0" w:rightChars="0" w:firstLineChars="200" w:firstLine="420"/>
         <w:jc w:val="both"/>
         <w:rPr>
           <w:rFonts w:ascii="Arial Narrow" w:hAnsi="Arial Narrow" w:eastAsia="仿宋_GB2312" w:cs="Arial Narrow"/>
@@ -1857,7 +1861,7 @@
       </w:pPr>
       <w:r>
         <w:rPr>
-          <w:rFonts w:hint="eastAsia" w:ascii="Arial Narrow" w:hAnsi="Arial Narrow" w:eastAsia="仿宋_GB2312" w:cs="Arial Narrow"/>
+          <w:rFonts w:hint="eastAsia" w:ascii="Times New Roman" w:hAnsi="Times New Roman" w:eastAsia="仿宋_GB2312" w:cs="Arial Narrow"/>
           <w:spacing w:val="4"/>
           <w:sz w:val="24"/>
           <w:szCs w:val="24"/>
@@ -1869,7 +1873,7 @@
     <w:p>
       <w:pPr>
         <w:spacing w:before="120" w:after="0" w:line="300" w:lineRule="auto"/>
-        <w:ind w:left="0" w:leftChars="0" w:right="0" w:rightChars="0" w:firstLineChars="200"/>
+        <w:ind w:left="0" w:leftChars="0" w:right="0" w:rightChars="0" w:firstLineChars="200" w:firstLine="420"/>
         <w:jc w:val="both"/>
         <w:rPr>
           <w:rFonts w:ascii="Arial Narrow" w:hAnsi="Arial Narrow" w:eastAsia="仿宋_GB2312" w:cs="Arial Narrow"/>
@@ -1881,7 +1885,7 @@
       </w:pPr>
       <w:r>
         <w:rPr>
-          <w:rFonts w:hint="eastAsia" w:ascii="Arial Narrow" w:hAnsi="Arial Narrow" w:eastAsia="仿宋_GB2312" w:cs="Arial Narrow"/>
+          <w:rFonts w:hint="eastAsia" w:ascii="Times New Roman" w:hAnsi="Times New Roman" w:eastAsia="仿宋_GB2312" w:cs="Arial Narrow"/>
           <w:spacing w:val="4"/>
           <w:sz w:val="24"/>
           <w:szCs w:val="24"/>
@@ -1893,7 +1897,7 @@
     <w:p>
       <w:pPr>
         <w:spacing w:before="120" w:after="0" w:line="300" w:lineRule="auto"/>
-        <w:ind w:left="0" w:leftChars="0" w:right="0" w:rightChars="0" w:firstLineChars="200"/>
+        <w:ind w:left="0" w:leftChars="0" w:right="0" w:rightChars="0" w:firstLineChars="200" w:firstLine="420"/>
         <w:jc w:val="both"/>
         <w:rPr>
           <w:rFonts w:ascii="Arial Narrow" w:hAnsi="Arial Narrow" w:eastAsia="仿宋_GB2312" w:cs="Arial Narrow"/>
@@ -1905,7 +1909,7 @@
       </w:pPr>
       <w:r>
         <w:rPr>
-          <w:rFonts w:hint="eastAsia" w:ascii="Arial Narrow" w:hAnsi="Arial Narrow" w:eastAsia="仿宋_GB2312" w:cs="Arial Narrow"/>
+          <w:rFonts w:hint="eastAsia" w:ascii="Times New Roman" w:hAnsi="Times New Roman" w:eastAsia="仿宋_GB2312" w:cs="Arial Narrow"/>
           <w:spacing w:val="4"/>
           <w:sz w:val="24"/>
           <w:szCs w:val="24"/>
@@ -1917,7 +1921,7 @@
     <w:p>
       <w:pPr>
         <w:spacing w:before="120" w:after="0" w:line="300" w:lineRule="auto"/>
-        <w:ind w:left="0" w:leftChars="0" w:right="0" w:rightChars="0" w:firstLineChars="200"/>
+        <w:ind w:left="0" w:leftChars="0" w:right="0" w:rightChars="0" w:firstLineChars="200" w:firstLine="420"/>
         <w:jc w:val="both"/>
         <w:rPr>
           <w:rFonts w:ascii="Arial Narrow" w:hAnsi="Arial Narrow" w:eastAsia="仿宋_GB2312" w:cs="Arial Narrow"/>
@@ -1929,7 +1933,7 @@
       </w:pPr>
       <w:r>
         <w:rPr>
-          <w:rFonts w:hint="eastAsia" w:ascii="Arial Narrow" w:hAnsi="Arial Narrow" w:eastAsia="仿宋_GB2312" w:cs="Arial Narrow"/>
+          <w:rFonts w:hint="eastAsia" w:ascii="Times New Roman" w:hAnsi="Times New Roman" w:eastAsia="仿宋_GB2312" w:cs="Arial Narrow"/>
           <w:spacing w:val="4"/>
           <w:sz w:val="24"/>
           <w:szCs w:val="24"/>
@@ -1941,7 +1945,7 @@
     <w:p>
       <w:pPr>
         <w:spacing w:before="120" w:after="0" w:line="300" w:lineRule="auto"/>
-        <w:ind w:left="0" w:leftChars="0" w:right="0" w:rightChars="0" w:firstLineChars="200"/>
+        <w:ind w:left="0" w:leftChars="0" w:right="0" w:rightChars="0" w:firstLineChars="200" w:firstLine="420"/>
         <w:jc w:val="both"/>
         <w:rPr>
           <w:rFonts w:ascii="Arial Narrow" w:hAnsi="Arial Narrow" w:eastAsia="仿宋_GB2312" w:cs="Arial Narrow"/>
@@ -1953,7 +1957,7 @@
       </w:pPr>
       <w:r>
         <w:rPr>
-          <w:rFonts w:hint="eastAsia" w:ascii="Arial Narrow" w:hAnsi="Arial Narrow" w:eastAsia="仿宋_GB2312" w:cs="Arial Narrow"/>
+          <w:rFonts w:hint="eastAsia" w:ascii="Times New Roman" w:hAnsi="Times New Roman" w:eastAsia="仿宋_GB2312" w:cs="Arial Narrow"/>
           <w:spacing w:val="4"/>
           <w:sz w:val="24"/>
           <w:szCs w:val="24"/>
@@ -1965,7 +1969,7 @@
     <w:p>
       <w:pPr>
         <w:spacing w:before="120" w:after="0" w:line="300" w:lineRule="auto"/>
-        <w:ind w:left="0" w:leftChars="0" w:right="0" w:rightChars="0" w:firstLineChars="200"/>
+        <w:ind w:left="0" w:leftChars="0" w:right="0" w:rightChars="0" w:firstLineChars="200" w:firstLine="420"/>
         <w:jc w:val="both"/>
         <w:rPr>
           <w:rFonts w:ascii="Arial Narrow" w:hAnsi="Arial Narrow" w:eastAsia="仿宋_GB2312" w:cs="Arial Narrow"/>
@@ -1977,7 +1981,7 @@
       </w:pPr>
       <w:r>
         <w:rPr>
-          <w:rFonts w:hint="eastAsia" w:ascii="Arial Narrow" w:hAnsi="Arial Narrow" w:eastAsia="仿宋_GB2312" w:cs="Arial Narrow"/>
+          <w:rFonts w:hint="eastAsia" w:ascii="Times New Roman" w:hAnsi="Times New Roman" w:eastAsia="仿宋_GB2312" w:cs="Arial Narrow"/>
           <w:spacing w:val="4"/>
           <w:sz w:val="24"/>
           <w:szCs w:val="24"/>
@@ -1989,7 +1993,7 @@
     <w:p>
       <w:pPr>
         <w:spacing w:before="120" w:after="0" w:line="300" w:lineRule="auto"/>
-        <w:ind w:left="0" w:leftChars="0" w:right="0" w:rightChars="0" w:firstLineChars="200"/>
+        <w:ind w:left="0" w:leftChars="0" w:right="0" w:rightChars="0" w:firstLineChars="200" w:firstLine="420"/>
         <w:jc w:val="both"/>
         <w:rPr>
           <w:rFonts w:ascii="Arial Narrow" w:hAnsi="Arial Narrow" w:eastAsia="仿宋_GB2312" w:cs="Arial Narrow"/>
@@ -2001,7 +2005,7 @@
       </w:pPr>
       <w:r>
         <w:rPr>
-          <w:rFonts w:hint="eastAsia" w:ascii="Arial Narrow" w:hAnsi="Arial Narrow" w:eastAsia="仿宋_GB2312" w:cs="Arial Narrow"/>
+          <w:rFonts w:hint="eastAsia" w:ascii="Times New Roman" w:hAnsi="Times New Roman" w:eastAsia="仿宋_GB2312" w:cs="Arial Narrow"/>
           <w:spacing w:val="4"/>
           <w:sz w:val="24"/>
           <w:szCs w:val="24"/>
@@ -2013,7 +2017,7 @@
     <w:p>
       <w:pPr>
         <w:spacing w:before="120" w:after="0" w:line="300" w:lineRule="auto"/>
-        <w:ind w:left="0" w:leftChars="0" w:right="0" w:rightChars="0" w:firstLineChars="200"/>
+        <w:ind w:left="0" w:leftChars="0" w:right="0" w:rightChars="0" w:firstLineChars="200" w:firstLine="420"/>
         <w:jc w:val="both"/>
         <w:rPr>
           <w:rFonts w:ascii="Arial Narrow" w:hAnsi="Arial Narrow" w:eastAsia="仿宋_GB2312" w:cs="Arial Narrow"/>
@@ -2026,7 +2030,7 @@
       </w:pPr>
       <w:r>
         <w:rPr>
-          <w:rFonts w:hint="eastAsia" w:ascii="Arial Narrow" w:hAnsi="Arial Narrow" w:eastAsia="仿宋_GB2312" w:cs="Arial Narrow"/>
+          <w:rFonts w:hint="eastAsia" w:ascii="Times New Roman" w:hAnsi="Times New Roman" w:eastAsia="仿宋_GB2312" w:cs="Arial Narrow"/>
           <w:spacing w:val="4"/>
           <w:sz w:val="24"/>
           <w:szCs w:val="24"/>
@@ -2038,7 +2042,7 @@
     <w:p>
       <w:pPr>
         <w:spacing w:before="120" w:after="0" w:line="300" w:lineRule="auto"/>
-        <w:ind w:left="0" w:leftChars="0" w:right="0" w:rightChars="0" w:firstLineChars="200"/>
+        <w:ind w:left="0" w:leftChars="0" w:right="0" w:rightChars="0" w:firstLineChars="200" w:firstLine="420"/>
         <w:jc w:val="both"/>
         <w:rPr>
           <w:rFonts w:ascii="Arial Narrow" w:hAnsi="Arial Narrow" w:eastAsia="仿宋_GB2312" w:cs="Arial Narrow"/>
@@ -2050,7 +2054,7 @@
       </w:pPr>
       <w:r>
         <w:rPr>
-          <w:rFonts w:hint="eastAsia" w:ascii="Arial Narrow" w:hAnsi="Arial Narrow" w:eastAsia="仿宋_GB2312" w:cs="Arial Narrow"/>
+          <w:rFonts w:hint="eastAsia" w:ascii="Times New Roman" w:hAnsi="Times New Roman" w:eastAsia="仿宋_GB2312" w:cs="Arial Narrow"/>
           <w:spacing w:val="4"/>
           <w:sz w:val="24"/>
           <w:szCs w:val="24"/>
@@ -2062,7 +2066,7 @@
     <w:p>
       <w:pPr>
         <w:spacing w:before="120" w:after="0" w:line="300" w:lineRule="auto"/>
-        <w:ind w:left="0" w:leftChars="0" w:right="0" w:rightChars="0" w:firstLineChars="200"/>
+        <w:ind w:left="0" w:leftChars="0" w:right="0" w:rightChars="0" w:firstLineChars="200" w:firstLine="420"/>
         <w:jc w:val="both"/>
         <w:rPr>
           <w:rFonts w:ascii="Arial Narrow" w:hAnsi="Arial Narrow" w:eastAsia="仿宋_GB2312" w:cs="Arial Narrow"/>
@@ -2074,7 +2078,7 @@
       </w:pPr>
       <w:r>
         <w:rPr>
-          <w:rFonts w:hint="eastAsia" w:ascii="Arial Narrow" w:hAnsi="Arial Narrow" w:eastAsia="仿宋_GB2312" w:cs="Arial Narrow"/>
+          <w:rFonts w:hint="eastAsia" w:ascii="Times New Roman" w:hAnsi="Times New Roman" w:eastAsia="仿宋_GB2312" w:cs="Arial Narrow"/>
           <w:spacing w:val="4"/>
           <w:sz w:val="24"/>
           <w:szCs w:val="24"/>
@@ -2086,7 +2090,7 @@
     <w:p>
       <w:pPr>
         <w:spacing w:before="120" w:after="0" w:line="300" w:lineRule="auto"/>
-        <w:ind w:left="0" w:leftChars="0" w:right="0" w:rightChars="0" w:firstLineChars="200"/>
+        <w:ind w:left="0" w:leftChars="0" w:right="0" w:rightChars="0" w:firstLineChars="200" w:firstLine="420"/>
         <w:jc w:val="both"/>
         <w:rPr>
           <w:rFonts w:ascii="Arial Narrow" w:hAnsi="Arial Narrow" w:eastAsia="仿宋_GB2312" w:cs="Arial Narrow"/>
@@ -2098,7 +2102,7 @@
       </w:pPr>
       <w:r>
         <w:rPr>
-          <w:rFonts w:hint="eastAsia" w:ascii="Arial Narrow" w:hAnsi="Arial Narrow" w:eastAsia="仿宋_GB2312" w:cs="Arial Narrow"/>
+          <w:rFonts w:hint="eastAsia" w:ascii="Times New Roman" w:hAnsi="Times New Roman" w:eastAsia="仿宋_GB2312" w:cs="Arial Narrow"/>
           <w:spacing w:val="4"/>
           <w:sz w:val="24"/>
           <w:szCs w:val="24"/>

--- a/backend/data/audit_report_templates/report_body/3. 模板C-否定意见审计报告模板（其他公众利益实体）-简版.docx
+++ b/backend/data/audit_report_templates/report_body/3. 模板C-否定意见审计报告模板（其他公众利益实体）-简版.docx
@@ -307,7 +307,7 @@
     </w:p>
     <w:p>
       <w:pPr>
-        <w:spacing w:line="2400" w:lineRule="auto"/>
+        <w:spacing w:line="360" w:lineRule="auto"/>
         <w:jc w:val="center"/>
         <w:rPr>
           <w:rFonts w:ascii="黑体;SimHei" w:hAnsi="黑体;SimHei" w:eastAsia="黑体;SimHei" w:cs="Arial Narrow"/>
